--- a/AI_Agents_and_Advanced_Fine_Tuning_Bootcamp/Lab_Walkthroughs/Week_08_Lab_A_batched_inference_with_observability.docx
+++ b/AI_Agents_and_Advanced_Fine_Tuning_Bootcamp/Lab_Walkthroughs/Week_08_Lab_A_batched_inference_with_observability.docx
@@ -96,7 +96,7 @@
           <w:color w:val="333333"/>
           <w:sz w:val="22"/>
         </w:rPr>
-        <w:t>Cluster workspace from week 1 plus week-specific deps in the requirements.txt that ships with this lab.</w:t>
+        <w:t>Cluster; pip install vllm 'ray[serve]' locust prometheus-client.</w:t>
       </w:r>
     </w:p>
     <w:p>
@@ -118,7 +118,7 @@
           <w:color w:val="333333"/>
           <w:sz w:val="22"/>
         </w:rPr>
-        <w:t>Concept list available in the class notes for this week.</w:t>
+        <w:t>PagedAttention and continuous batching in vLLM</w:t>
       </w:r>
     </w:p>
     <w:p>
@@ -130,7 +130,19 @@
           <w:color w:val="333333"/>
           <w:sz w:val="22"/>
         </w:rPr>
-        <w:t>Lab guide TA reviews the concepts in the first 15 minutes.</w:t>
+        <w:t>Ray Serve deployments, replicas, and autoscaling</w:t>
+      </w:r>
+    </w:p>
+    <w:p>
+      <w:pPr>
+        <w:pStyle w:val="ListBullet"/>
+      </w:pPr>
+      <w:r>
+        <w:rPr>
+          <w:color w:val="333333"/>
+          <w:sz w:val="22"/>
+        </w:rPr>
+        <w:t>p50 vs p95 vs p99 under increasing concurrency</w:t>
       </w:r>
     </w:p>
     <w:p>
@@ -211,7 +223,202 @@
           <w:color w:val="101010"/>
           <w:sz w:val="18"/>
         </w:rPr>
-        <w:t># Starter code is in the lab repo: see lab_starter.py.</w:t>
+        <w:t>from ray import serve</w:t>
+      </w:r>
+    </w:p>
+    <w:p>
+      <w:pPr>
+        <w:spacing w:after="0" w:before="0"/>
+      </w:pPr>
+      <w:r>
+        <w:rPr>
+          <w:rFonts w:ascii="Consolas" w:hAnsi="Consolas"/>
+          <w:color w:val="101010"/>
+          <w:sz w:val="18"/>
+        </w:rPr>
+        <w:t>from vllm import LLM, SamplingParams</w:t>
+      </w:r>
+    </w:p>
+    <w:p>
+      <w:pPr>
+        <w:spacing w:after="0" w:before="0"/>
+      </w:pPr>
+      <w:r>
+        <w:rPr>
+          <w:rFonts w:ascii="Consolas" w:hAnsi="Consolas"/>
+          <w:color w:val="101010"/>
+          <w:sz w:val="18"/>
+        </w:rPr>
+        <w:t xml:space="preserve"> </w:t>
+      </w:r>
+    </w:p>
+    <w:p>
+      <w:pPr>
+        <w:spacing w:after="0" w:before="0"/>
+      </w:pPr>
+      <w:r>
+        <w:rPr>
+          <w:rFonts w:ascii="Consolas" w:hAnsi="Consolas"/>
+          <w:color w:val="101010"/>
+          <w:sz w:val="18"/>
+        </w:rPr>
+        <w:t>@serve.deployment(num_replicas=2, ray_actor_options={'num_gpus': 1})</w:t>
+      </w:r>
+    </w:p>
+    <w:p>
+      <w:pPr>
+        <w:spacing w:after="0" w:before="0"/>
+      </w:pPr>
+      <w:r>
+        <w:rPr>
+          <w:rFonts w:ascii="Consolas" w:hAnsi="Consolas"/>
+          <w:color w:val="101010"/>
+          <w:sz w:val="18"/>
+        </w:rPr>
+        <w:t>class Generator:</w:t>
+      </w:r>
+    </w:p>
+    <w:p>
+      <w:pPr>
+        <w:spacing w:after="0" w:before="0"/>
+      </w:pPr>
+      <w:r>
+        <w:rPr>
+          <w:rFonts w:ascii="Consolas" w:hAnsi="Consolas"/>
+          <w:color w:val="101010"/>
+          <w:sz w:val="18"/>
+        </w:rPr>
+        <w:t xml:space="preserve">    def __init__(self):</w:t>
+      </w:r>
+    </w:p>
+    <w:p>
+      <w:pPr>
+        <w:spacing w:after="0" w:before="0"/>
+      </w:pPr>
+      <w:r>
+        <w:rPr>
+          <w:rFonts w:ascii="Consolas" w:hAnsi="Consolas"/>
+          <w:color w:val="101010"/>
+          <w:sz w:val="18"/>
+        </w:rPr>
+        <w:t xml:space="preserve">        self.llm = LLM(model='ckpt/lora-merged')</w:t>
+      </w:r>
+    </w:p>
+    <w:p>
+      <w:pPr>
+        <w:spacing w:after="0" w:before="0"/>
+      </w:pPr>
+      <w:r>
+        <w:rPr>
+          <w:rFonts w:ascii="Consolas" w:hAnsi="Consolas"/>
+          <w:color w:val="101010"/>
+          <w:sz w:val="18"/>
+        </w:rPr>
+        <w:t xml:space="preserve">    async def __call__(self, request):</w:t>
+      </w:r>
+    </w:p>
+    <w:p>
+      <w:pPr>
+        <w:spacing w:after="0" w:before="0"/>
+      </w:pPr>
+      <w:r>
+        <w:rPr>
+          <w:rFonts w:ascii="Consolas" w:hAnsi="Consolas"/>
+          <w:color w:val="101010"/>
+          <w:sz w:val="18"/>
+        </w:rPr>
+        <w:t xml:space="preserve">        prompt = (await request.json())['prompt']</w:t>
+      </w:r>
+    </w:p>
+    <w:p>
+      <w:pPr>
+        <w:spacing w:after="0" w:before="0"/>
+      </w:pPr>
+      <w:r>
+        <w:rPr>
+          <w:rFonts w:ascii="Consolas" w:hAnsi="Consolas"/>
+          <w:color w:val="101010"/>
+          <w:sz w:val="18"/>
+        </w:rPr>
+        <w:t xml:space="preserve">        out = self.llm.generate([prompt],</w:t>
+      </w:r>
+    </w:p>
+    <w:p>
+      <w:pPr>
+        <w:spacing w:after="0" w:before="0"/>
+      </w:pPr>
+      <w:r>
+        <w:rPr>
+          <w:rFonts w:ascii="Consolas" w:hAnsi="Consolas"/>
+          <w:color w:val="101010"/>
+          <w:sz w:val="18"/>
+        </w:rPr>
+        <w:t xml:space="preserve">              SamplingParams(max_tokens=128))</w:t>
+      </w:r>
+    </w:p>
+    <w:p>
+      <w:pPr>
+        <w:spacing w:after="0" w:before="0"/>
+      </w:pPr>
+      <w:r>
+        <w:rPr>
+          <w:rFonts w:ascii="Consolas" w:hAnsi="Consolas"/>
+          <w:color w:val="101010"/>
+          <w:sz w:val="18"/>
+        </w:rPr>
+        <w:t xml:space="preserve">        return {'text': out[0].outputs[0].text}</w:t>
+      </w:r>
+    </w:p>
+    <w:p>
+      <w:pPr>
+        <w:spacing w:after="0" w:before="0"/>
+      </w:pPr>
+      <w:r>
+        <w:rPr>
+          <w:rFonts w:ascii="Consolas" w:hAnsi="Consolas"/>
+          <w:color w:val="101010"/>
+          <w:sz w:val="18"/>
+        </w:rPr>
+        <w:t xml:space="preserve"> </w:t>
+      </w:r>
+    </w:p>
+    <w:p>
+      <w:pPr>
+        <w:spacing w:after="0" w:before="0"/>
+      </w:pPr>
+      <w:r>
+        <w:rPr>
+          <w:rFonts w:ascii="Consolas" w:hAnsi="Consolas"/>
+          <w:color w:val="101010"/>
+          <w:sz w:val="18"/>
+        </w:rPr>
+        <w:t>serve.run(Generator.bind())</w:t>
+      </w:r>
+    </w:p>
+    <w:p>
+      <w:pPr>
+        <w:spacing w:after="0" w:before="0"/>
+      </w:pPr>
+      <w:r>
+        <w:rPr>
+          <w:rFonts w:ascii="Consolas" w:hAnsi="Consolas"/>
+          <w:color w:val="101010"/>
+          <w:sz w:val="18"/>
+        </w:rPr>
+        <w:t># locust -u 64 -r 8 -H http://localhost:8000</w:t>
+      </w:r>
+    </w:p>
+    <w:p>
+      <w:pPr>
+        <w:spacing w:after="0" w:before="0"/>
+      </w:pPr>
+      <w:r>
+        <w:rPr>
+          <w:rFonts w:ascii="Consolas" w:hAnsi="Consolas"/>
+          <w:color w:val="101010"/>
+          <w:sz w:val="18"/>
+        </w:rPr>
+        <w:t xml:space="preserve"> </w:t>
       </w:r>
     </w:p>
     <w:p>
@@ -233,7 +440,7 @@
           <w:color w:val="333333"/>
           <w:sz w:val="22"/>
         </w:rPr>
-        <w:t>all deliverables present in the submission folder</w:t>
+        <w:t>throughput (req/s) at 1, 8, 64 concurrent users recorded</w:t>
       </w:r>
     </w:p>
     <w:p>
@@ -245,7 +452,7 @@
           <w:color w:val="333333"/>
           <w:sz w:val="22"/>
         </w:rPr>
-        <w:t>code runs end-to-end without modification</w:t>
+        <w:t>p95 latency at 64 users stays under the rubric bound</w:t>
       </w:r>
     </w:p>
     <w:p>
@@ -257,7 +464,19 @@
           <w:color w:val="333333"/>
           <w:sz w:val="22"/>
         </w:rPr>
-        <w:t>results match the expected ranges in the rubric</w:t>
+        <w:t>tokens/s and batch occupancy visible in the vLLM metrics</w:t>
+      </w:r>
+    </w:p>
+    <w:p>
+      <w:pPr>
+        <w:pStyle w:val="ListBullet"/>
+      </w:pPr>
+      <w:r>
+        <w:rPr>
+          <w:color w:val="333333"/>
+          <w:sz w:val="22"/>
+        </w:rPr>
+        <w:t>one replica killed mid-test: Serve recovers without 5xx storms</w:t>
       </w:r>
     </w:p>
     <w:p>
